--- a/Шаблон.docx
+++ b/Шаблон.docx
@@ -1060,7 +1060,7 @@
             <wp:extent cx="2438400" cy="1771650"/>
             <wp:effectExtent l="19050" t="0" r="0" b="0"/>
             <wp:wrapNone/>
-            <wp:docPr id="2" name="Рисунок 1" descr="сиротин подпись.jpg"/>
+            <wp:docPr id="2" name="Рисунок 1" descr="печать и подпись.jpg"/>
             <wp:cNvGraphicFramePr>
               <a:graphicFrameLocks xmlns:a="http://schemas.openxmlformats.org/drawingml/2006/main" noChangeAspect="1"/>
             </wp:cNvGraphicFramePr>
@@ -1068,7 +1068,7 @@
               <a:graphicData uri="http://schemas.openxmlformats.org/drawingml/2006/picture">
                 <pic:pic xmlns:pic="http://schemas.openxmlformats.org/drawingml/2006/picture">
                   <pic:nvPicPr>
-                    <pic:cNvPr id="0" name="сиротин подпись.jpg"/>
+                    <pic:cNvPr id="0" name="печать и подпись.jpg"/>
                     <pic:cNvPicPr/>
                   </pic:nvPicPr>
                   <pic:blipFill>
